--- a/Settings - semester-config (subjects, dates, etc.).docx
+++ b/Settings - semester-config (subjects, dates, etc.).docx
@@ -2848,7 +2848,7 @@
                 <w:sz w:val="18"/>
                 <w:szCs w:val="18"/>
               </w:rPr>
-              <w:t>Tue</w:t>
+              <w:t>Thu</w:t>
             </w:r>
           </w:p>
         </w:tc>
@@ -2884,7 +2884,7 @@
                 <w:sz w:val="18"/>
                 <w:szCs w:val="18"/>
               </w:rPr>
-              <w:t>PM</w:t>
+              <w:t>AM</w:t>
             </w:r>
           </w:p>
         </w:tc>

--- a/Settings - semester-config (subjects, dates, etc.).docx
+++ b/Settings - semester-config (subjects, dates, etc.).docx
@@ -2047,7 +2047,7 @@
                 <w:sz w:val="18"/>
                 <w:szCs w:val="18"/>
               </w:rPr>
-              <w:t>xxxxx</w:t>
+              <w:t>TBA</w:t>
             </w:r>
           </w:p>
         </w:tc>
@@ -3574,7 +3574,7 @@
                 <w:sz w:val="18"/>
                 <w:szCs w:val="18"/>
               </w:rPr>
-              <w:t>xxxxx</w:t>
+              <w:t>TBA</w:t>
             </w:r>
           </w:p>
         </w:tc>
@@ -4228,7 +4228,7 @@
                 <w:sz w:val="18"/>
                 <w:szCs w:val="18"/>
               </w:rPr>
-              <w:t>xxxxx</w:t>
+              <w:t>TBA</w:t>
             </w:r>
           </w:p>
         </w:tc>
@@ -5972,7 +5972,7 @@
                 <w:sz w:val="18"/>
                 <w:szCs w:val="18"/>
               </w:rPr>
-              <w:t>xxxxx</w:t>
+              <w:t>TBA</w:t>
             </w:r>
           </w:p>
         </w:tc>
@@ -6408,7 +6408,7 @@
                 <w:sz w:val="18"/>
                 <w:szCs w:val="18"/>
               </w:rPr>
-              <w:t>xxxxx</w:t>
+              <w:t>TBA</w:t>
             </w:r>
           </w:p>
         </w:tc>
